--- a/manuscript/Cover_Letter.docx
+++ b/manuscript/Cover_Letter.docx
@@ -81,7 +81,7 @@
         <w:pStyle w:val="ListParagraph"/>
       </w:pPr>
       <w:r>
-        <w:t>Every subsection has been expanded from a single paragraph or table into full narrative text with appropriate literature context, and I have added a dedicated asset-taxonomy section (Section 2) and Discussion section (Section 13) that were absent from the original submission.</w:t>
+        <w:t>Every subsection has been expanded from a single paragraph or table into full narrative text with appropriate literature context, and I have added a dedicated asset-taxonomy section (Section 2) and Discussion section (Section 13) that were absent from the original submission. The paper now also opens with an executive-summary table (Table 1) giving, for each claim tested, the literature-anchored constraint it was tested against and the outcome, so that a reader can see at a glance which of the original concept’s claims survive quantitative scrutiny and which do not.</w:t>
       </w:r>
     </w:p>
     <w:p>
@@ -94,7 +94,7 @@
     </w:p>
     <w:p>
       <w:r>
-        <w:t>A detailed, point-by-point response to each of your comments, describing exactly how and where the manuscript was modified, is enclosed as a separate Response to Editor Comments file, per the resubmission checklist. The revised manuscript with changes marked (track changes/highlighted) and a clean final version are also enclosed, along with updated figure files.</w:t>
+        <w:t>A detailed, point-by-point response to each of your comments, describing exactly how and where the manuscript was modified, is enclosed as a separate Response to Editor Comments file, per the resubmission checklist. A copy of the manuscript with changes marked and a clean final version are also enclosed, together with the three figure files, which are regenerated directly from the archived model code so that every plotted value is reproducible from the deposited scripts.</w:t>
       </w:r>
     </w:p>
     <w:p>
